--- a/Task_3/Task_Template__CSE245.docx
+++ b/Task_3/Task_Template__CSE245.docx
@@ -789,21 +789,221 @@
       </w:r>
       <w:proofErr w:type="gramEnd"/>
       <w:r>
-        <w:t xml:space="preserve"> consideration with </w:t>
-      </w:r>
-      <w:proofErr w:type="gramStart"/>
-      <w:r>
-        <w:t>complexity</w:t>
-      </w:r>
-      <w:proofErr w:type="gramEnd"/>
-      <w:r>
-        <w:t xml:space="preserve"> analysis.</w:t>
-      </w:r>
-    </w:p>
-    <w:p>
-      <w:r>
-        <w:br w:type="page"/>
-      </w:r>
+        <w:t xml:space="preserve"> consideration with complexity analysis.</w:t>
+      </w:r>
+    </w:p>
+    <w:p>
+      <w:pPr>
+        <w:spacing w:before="60" w:after="40"/>
+      </w:pPr>
+    </w:p>
+    <w:p>
+      <w:pPr>
+        <w:spacing w:before="60" w:after="40"/>
+      </w:pPr>
+    </w:p>
+    <w:p>
+      <w:pPr>
+        <w:spacing w:before="60" w:after="40"/>
+      </w:pPr>
+    </w:p>
+    <w:p>
+      <w:pPr>
+        <w:pStyle w:val="Heading2"/>
+      </w:pPr>
+      <w:r>
+        <w:lastRenderedPageBreak/>
+        <w:t>1.4 Research background</w:t>
+      </w:r>
+    </w:p>
+    <w:p>
+      <w:r>
+        <w:t xml:space="preserve">The 4-peg Tower of Hanoi problem is also known as </w:t>
+      </w:r>
+      <w:r>
+        <w:rPr>
+          <w:b/>
+          <w:bCs/>
+        </w:rPr>
+        <w:t>Reve’s Puzzle</w:t>
+      </w:r>
+      <w:r>
+        <w:t xml:space="preserve">. The well-known solution strategy is the </w:t>
+      </w:r>
+      <w:r>
+        <w:rPr>
+          <w:b/>
+          <w:bCs/>
+        </w:rPr>
+        <w:t>Frame–Stewart algorithm</w:t>
+      </w:r>
+      <w:r>
+        <w:t xml:space="preserve">, introduced in 1941. It divides the disks into two groups, moves the top group using all 4 pegs, moves the remaining larger disks using the classical 3-peg Hanoi algorithm, then moves the top group back onto the destination peg. Later work studied its optimality and equivalent formulations. For 4 pegs, the optimality of the Frame–Stewart strategy was finally resolved by </w:t>
+      </w:r>
+      <w:proofErr w:type="spellStart"/>
+      <w:r>
+        <w:t>Bousch</w:t>
+      </w:r>
+      <w:proofErr w:type="spellEnd"/>
+      <w:r>
+        <w:t xml:space="preserve"> in 2014, while the general case for more pegs remains harder/open.</w:t>
+      </w:r>
+    </w:p>
+    <w:p/>
+    <w:p>
+      <w:r>
+        <w:t>(</w:t>
+      </w:r>
+      <w:hyperlink r:id="rId5" w:history="1">
+        <w:r>
+          <w:rPr>
+            <w:rStyle w:val="Hyperlink"/>
+          </w:rPr>
+          <w:t>science/article/</w:t>
+        </w:r>
+        <w:proofErr w:type="spellStart"/>
+        <w:r>
+          <w:rPr>
+            <w:rStyle w:val="Hyperlink"/>
+          </w:rPr>
+          <w:t>pii</w:t>
+        </w:r>
+        <w:proofErr w:type="spellEnd"/>
+        <w:r>
+          <w:rPr>
+            <w:rStyle w:val="Hyperlink"/>
+          </w:rPr>
+          <w:t>/S0166218X01002876</w:t>
+        </w:r>
+      </w:hyperlink>
+      <w:r>
+        <w:t>)</w:t>
+      </w:r>
+    </w:p>
+    <w:p>
+      <w:pPr>
+        <w:spacing w:before="120" w:after="120"/>
+      </w:pPr>
+    </w:p>
+    <w:p>
+      <w:pPr>
+        <w:spacing w:before="120" w:after="120"/>
+      </w:pPr>
+    </w:p>
+    <w:p>
+      <w:pPr>
+        <w:spacing w:before="120" w:after="120"/>
+      </w:pPr>
+    </w:p>
+    <w:p>
+      <w:pPr>
+        <w:spacing w:before="120" w:after="120"/>
+      </w:pPr>
+    </w:p>
+    <w:p>
+      <w:pPr>
+        <w:spacing w:before="120" w:after="120"/>
+      </w:pPr>
+    </w:p>
+    <w:p>
+      <w:pPr>
+        <w:spacing w:before="120" w:after="120"/>
+      </w:pPr>
+    </w:p>
+    <w:p>
+      <w:pPr>
+        <w:spacing w:before="120" w:after="120"/>
+      </w:pPr>
+    </w:p>
+    <w:p>
+      <w:pPr>
+        <w:spacing w:before="120" w:after="120"/>
+      </w:pPr>
+    </w:p>
+    <w:p>
+      <w:pPr>
+        <w:spacing w:before="120" w:after="120"/>
+      </w:pPr>
+    </w:p>
+    <w:p>
+      <w:pPr>
+        <w:spacing w:before="120" w:after="120"/>
+      </w:pPr>
+    </w:p>
+    <w:p>
+      <w:pPr>
+        <w:spacing w:before="120" w:after="120"/>
+      </w:pPr>
+    </w:p>
+    <w:p>
+      <w:pPr>
+        <w:spacing w:before="120" w:after="120"/>
+      </w:pPr>
+    </w:p>
+    <w:p>
+      <w:pPr>
+        <w:spacing w:before="120" w:after="120"/>
+      </w:pPr>
+    </w:p>
+    <w:p>
+      <w:pPr>
+        <w:spacing w:before="120" w:after="120"/>
+      </w:pPr>
+    </w:p>
+    <w:p>
+      <w:pPr>
+        <w:spacing w:before="120" w:after="120"/>
+      </w:pPr>
+    </w:p>
+    <w:p>
+      <w:pPr>
+        <w:spacing w:before="120" w:after="120"/>
+      </w:pPr>
+    </w:p>
+    <w:p>
+      <w:pPr>
+        <w:spacing w:before="120" w:after="120"/>
+      </w:pPr>
+    </w:p>
+    <w:p>
+      <w:pPr>
+        <w:spacing w:before="120" w:after="120"/>
+      </w:pPr>
+    </w:p>
+    <w:p>
+      <w:pPr>
+        <w:spacing w:before="120" w:after="120"/>
+      </w:pPr>
+    </w:p>
+    <w:p>
+      <w:pPr>
+        <w:spacing w:before="120" w:after="120"/>
+      </w:pPr>
+    </w:p>
+    <w:p>
+      <w:pPr>
+        <w:spacing w:before="120" w:after="120"/>
+      </w:pPr>
+    </w:p>
+    <w:p>
+      <w:pPr>
+        <w:spacing w:before="120" w:after="120"/>
+      </w:pPr>
+    </w:p>
+    <w:p>
+      <w:pPr>
+        <w:spacing w:before="120" w:after="120"/>
+      </w:pPr>
+    </w:p>
+    <w:p>
+      <w:pPr>
+        <w:spacing w:before="120" w:after="120"/>
+      </w:pPr>
+    </w:p>
+    <w:p>
+      <w:pPr>
+        <w:spacing w:before="120" w:after="120"/>
+      </w:pPr>
     </w:p>
     <w:p>
       <w:pPr>
@@ -818,6 +1018,7 @@
         </w:pBdr>
       </w:pPr>
       <w:r>
+        <w:lastRenderedPageBreak/>
         <w:t>2. Algorithm Design &amp; Methodology</w:t>
       </w:r>
     </w:p>
@@ -1587,27 +1788,11 @@
       <w:pPr>
         <w:pStyle w:val="Heading3"/>
         <w:rPr>
-          <w:rFonts w:hint="cs"/>
           <w:rtl/>
         </w:rPr>
       </w:pPr>
       <w:r>
-        <w:t>2.2.</w:t>
-      </w:r>
-      <w:r>
-        <w:t>2</w:t>
-      </w:r>
-      <w:r>
-        <w:t xml:space="preserve"> Approach </w:t>
-      </w:r>
-      <w:r>
-        <w:t>2</w:t>
-      </w:r>
-      <w:r>
-        <w:t xml:space="preserve">: </w:t>
-      </w:r>
-      <w:r>
-        <w:t>Dynamic programming</w:t>
+        <w:t>2.2.2 Approach 2: Dynamic programming</w:t>
       </w:r>
     </w:p>
     <w:p>
@@ -1667,21 +1852,7 @@
           <w:sz w:val="22"/>
           <w:szCs w:val="22"/>
         </w:rPr>
-        <w:t xml:space="preserve"> If the number of disks is 1 then move </w:t>
-      </w:r>
-      <w:r>
-        <w:rPr>
-          <w:sz w:val="22"/>
-          <w:szCs w:val="22"/>
-        </w:rPr>
-        <w:t>it</w:t>
-      </w:r>
-      <w:r>
-        <w:rPr>
-          <w:sz w:val="22"/>
-          <w:szCs w:val="22"/>
-        </w:rPr>
-        <w:t xml:space="preserve"> directly.</w:t>
+        <w:t xml:space="preserve"> If the number of disks is 1 then move it directly.</w:t>
       </w:r>
     </w:p>
     <w:p>
@@ -1711,14 +1882,7 @@
           <w:sz w:val="22"/>
           <w:szCs w:val="22"/>
         </w:rPr>
-        <w:t xml:space="preserve"> For larger n, </w:t>
-      </w:r>
-      <w:r>
-        <w:rPr>
-          <w:sz w:val="22"/>
-          <w:szCs w:val="22"/>
-        </w:rPr>
-        <w:t>try all possible value of k where 1 &lt;= k &lt; n</w:t>
+        <w:t xml:space="preserve"> For larger n, try all possible value of k where 1 &lt;= k &lt; n</w:t>
       </w:r>
     </w:p>
     <w:p>
@@ -1864,14 +2028,6 @@
         </w:rPr>
         <w:t>: We recursively move the disks as before.</w:t>
       </w:r>
-    </w:p>
-    <w:p>
-      <w:pPr>
-        <w:rPr>
-          <w:sz w:val="22"/>
-          <w:szCs w:val="22"/>
-        </w:rPr>
-      </w:pPr>
       <w:r>
         <w:rPr>
           <w:sz w:val="22"/>
@@ -3619,16 +3775,7 @@
           <w:sz w:val="22"/>
           <w:szCs w:val="22"/>
         </w:rPr>
-        <w:t xml:space="preserve"> (</w:t>
-      </w:r>
-      <w:r>
-        <w:rPr>
-          <w:b/>
-          <w:bCs/>
-          <w:sz w:val="22"/>
-          <w:szCs w:val="22"/>
-        </w:rPr>
-        <w:t>)</w:t>
+        <w:t xml:space="preserve"> ()</w:t>
       </w:r>
     </w:p>
     <w:p>
@@ -3665,14 +3812,7 @@
           <w:sz w:val="22"/>
           <w:szCs w:val="22"/>
         </w:rPr>
-        <w:t>disks using</w:t>
-      </w:r>
-      <w:r>
-        <w:rPr>
-          <w:sz w:val="22"/>
-          <w:szCs w:val="22"/>
-        </w:rPr>
-        <w:t xml:space="preserve"> it.</w:t>
+        <w:t>disks using it.</w:t>
       </w:r>
     </w:p>
     <w:p>
@@ -3719,21 +3859,7 @@
           <w:sz w:val="22"/>
           <w:szCs w:val="22"/>
         </w:rPr>
-        <w:t xml:space="preserve">Implements the </w:t>
-      </w:r>
-      <w:r>
-        <w:rPr>
-          <w:sz w:val="22"/>
-          <w:szCs w:val="22"/>
-        </w:rPr>
-        <w:t>DP</w:t>
-      </w:r>
-      <w:r>
-        <w:rPr>
-          <w:sz w:val="22"/>
-          <w:szCs w:val="22"/>
-        </w:rPr>
-        <w:t xml:space="preserve"> solution for the 4 pegs. It splits the problem into smaller sub-problems using </w:t>
+        <w:t xml:space="preserve">Implements the DP solution for the 4 pegs. It splits the problem into smaller sub-problems using </w:t>
       </w:r>
       <w:proofErr w:type="spellStart"/>
       <w:proofErr w:type="gramStart"/>
@@ -3787,14 +3913,7 @@
           <w:sz w:val="22"/>
           <w:szCs w:val="22"/>
         </w:rPr>
-        <w:t>It calls the tower3 function to move the disks if n</w:t>
-      </w:r>
-      <w:r>
-        <w:rPr>
-          <w:sz w:val="22"/>
-          <w:szCs w:val="22"/>
-        </w:rPr>
-        <w:t>eeded.</w:t>
+        <w:t>It calls the tower3 function to move the disks if needed.</w:t>
       </w:r>
     </w:p>
     <w:p>
@@ -4138,7 +4257,7 @@
                     <pic:cNvPicPr/>
                   </pic:nvPicPr>
                   <pic:blipFill>
-                    <a:blip r:embed="rId5"/>
+                    <a:blip r:embed="rId6"/>
                     <a:stretch>
                       <a:fillRect/>
                     </a:stretch>
@@ -4198,7 +4317,7 @@
                     <pic:cNvPicPr/>
                   </pic:nvPicPr>
                   <pic:blipFill>
-                    <a:blip r:embed="rId6"/>
+                    <a:blip r:embed="rId7"/>
                     <a:stretch>
                       <a:fillRect/>
                     </a:stretch>
@@ -4225,19 +4344,7 @@
       </w:pPr>
       <w:r>
         <w:lastRenderedPageBreak/>
-        <w:t>3.3.</w:t>
-      </w:r>
-      <w:r>
-        <w:t>3</w:t>
-      </w:r>
-      <w:r>
-        <w:t xml:space="preserve"> [tower</w:t>
-      </w:r>
-      <w:r>
-        <w:t>4_DP</w:t>
-      </w:r>
-      <w:r>
-        <w:t>]</w:t>
+        <w:t>3.3.3 [tower4_DP]</w:t>
       </w:r>
     </w:p>
     <w:p>
@@ -4246,6 +4353,9 @@
         <w:jc w:val="center"/>
       </w:pPr>
       <w:r>
+        <w:rPr>
+          <w:noProof/>
+        </w:rPr>
         <w:drawing>
           <wp:inline distT="0" distB="0" distL="0" distR="0" wp14:anchorId="49C93B58" wp14:editId="30E8F76A">
             <wp:extent cx="4792556" cy="2609850"/>
@@ -4262,7 +4372,7 @@
                     <pic:cNvPicPr/>
                   </pic:nvPicPr>
                   <pic:blipFill>
-                    <a:blip r:embed="rId7"/>
+                    <a:blip r:embed="rId8"/>
                     <a:stretch>
                       <a:fillRect/>
                     </a:stretch>
@@ -4288,13 +4398,7 @@
         <w:pStyle w:val="Heading3"/>
       </w:pPr>
       <w:r>
-        <w:t>3.3.</w:t>
-      </w:r>
-      <w:r>
-        <w:t>4</w:t>
-      </w:r>
-      <w:r>
-        <w:t xml:space="preserve"> [</w:t>
+        <w:t>3.3.4 [</w:t>
       </w:r>
       <w:proofErr w:type="spellStart"/>
       <w:r>
@@ -4311,6 +4415,9 @@
         <w:jc w:val="center"/>
       </w:pPr>
       <w:r>
+        <w:rPr>
+          <w:noProof/>
+        </w:rPr>
         <w:drawing>
           <wp:inline distT="0" distB="0" distL="0" distR="0" wp14:anchorId="69A22052" wp14:editId="64C44690">
             <wp:extent cx="2857366" cy="1683523"/>
@@ -4327,7 +4434,7 @@
                     <pic:cNvPicPr/>
                   </pic:nvPicPr>
                   <pic:blipFill>
-                    <a:blip r:embed="rId8"/>
+                    <a:blip r:embed="rId9"/>
                     <a:stretch>
                       <a:fillRect/>
                     </a:stretch>
@@ -4353,19 +4460,7 @@
         <w:pStyle w:val="Heading3"/>
       </w:pPr>
       <w:r>
-        <w:t>3.3.</w:t>
-      </w:r>
-      <w:r>
-        <w:t>5</w:t>
-      </w:r>
-      <w:r>
-        <w:t xml:space="preserve"> [</w:t>
-      </w:r>
-      <w:r>
-        <w:t>DP initialization</w:t>
-      </w:r>
-      <w:r>
-        <w:t>]</w:t>
+        <w:t>3.3.5 [DP initialization]</w:t>
       </w:r>
     </w:p>
     <w:p>
@@ -4374,6 +4469,9 @@
         <w:jc w:val="center"/>
       </w:pPr>
       <w:r>
+        <w:rPr>
+          <w:noProof/>
+        </w:rPr>
         <w:drawing>
           <wp:inline distT="0" distB="0" distL="0" distR="0" wp14:anchorId="5CDA4648" wp14:editId="5B984FC8">
             <wp:extent cx="4228702" cy="3686175"/>
@@ -4390,7 +4488,7 @@
                     <pic:cNvPicPr/>
                   </pic:nvPicPr>
                   <pic:blipFill>
-                    <a:blip r:embed="rId9"/>
+                    <a:blip r:embed="rId10"/>
                     <a:stretch>
                       <a:fillRect/>
                     </a:stretch>
@@ -4742,14 +4840,7 @@
           <w:sz w:val="22"/>
           <w:szCs w:val="22"/>
         </w:rPr>
-        <w:t>Recurrence relation: T(n) =</w:t>
-      </w:r>
-      <w:r>
-        <w:rPr>
-          <w:sz w:val="22"/>
-          <w:szCs w:val="22"/>
-        </w:rPr>
-        <w:t xml:space="preserve"> </w:t>
+        <w:t xml:space="preserve">Recurrence relation: T(n) = </w:t>
       </w:r>
       <w:proofErr w:type="gramStart"/>
       <w:r>
@@ -4773,21 +4864,7 @@
           <w:sz w:val="22"/>
           <w:szCs w:val="22"/>
         </w:rPr>
-        <w:t xml:space="preserve"> </w:t>
-      </w:r>
-      <w:r>
-        <w:rPr>
-          <w:sz w:val="22"/>
-          <w:szCs w:val="22"/>
-        </w:rPr>
-        <w:t>(</w:t>
-      </w:r>
-      <w:r>
-        <w:rPr>
-          <w:sz w:val="22"/>
-          <w:szCs w:val="22"/>
-        </w:rPr>
-        <w:t>2*T(n-k) + (2</w:t>
+        <w:t xml:space="preserve"> (2*T(n-k) + (2</w:t>
       </w:r>
       <w:r>
         <w:rPr>
@@ -4802,14 +4879,7 @@
           <w:sz w:val="22"/>
           <w:szCs w:val="22"/>
         </w:rPr>
-        <w:t xml:space="preserve"> - 1)</w:t>
-      </w:r>
-      <w:r>
-        <w:rPr>
-          <w:sz w:val="22"/>
-          <w:szCs w:val="22"/>
-        </w:rPr>
-        <w:t>)</w:t>
+        <w:t xml:space="preserve"> - 1))</w:t>
       </w:r>
     </w:p>
     <w:p>
@@ -4920,14 +4990,7 @@
           <w:sz w:val="22"/>
           <w:szCs w:val="22"/>
         </w:rPr>
-        <w:t>O (</w:t>
-      </w:r>
-      <w:r>
-        <w:rPr>
-          <w:sz w:val="22"/>
-          <w:szCs w:val="22"/>
-        </w:rPr>
-        <w:t>n</w:t>
+        <w:t>O (n</w:t>
       </w:r>
       <w:r>
         <w:rPr>
@@ -4973,14 +5036,7 @@
           <w:sz w:val="22"/>
           <w:szCs w:val="22"/>
         </w:rPr>
-        <w:t>O (</w:t>
-      </w:r>
-      <w:r>
-        <w:rPr>
-          <w:sz w:val="22"/>
-          <w:szCs w:val="22"/>
-        </w:rPr>
-        <w:t>n</w:t>
+        <w:t>O (n</w:t>
       </w:r>
       <w:r>
         <w:rPr>
@@ -6051,6 +6107,148 @@
     </w:p>
     <w:p>
       <w:pPr>
+        <w:pStyle w:val="NormalWeb"/>
+        <w:rPr>
+          <w:rFonts w:ascii="Calibri" w:hAnsi="Calibri" w:cs="Calibri"/>
+          <w:sz w:val="22"/>
+          <w:szCs w:val="22"/>
+        </w:rPr>
+      </w:pPr>
+      <w:r>
+        <w:rPr>
+          <w:rFonts w:ascii="Calibri" w:hAnsi="Calibri" w:cs="Calibri"/>
+          <w:sz w:val="22"/>
+          <w:szCs w:val="22"/>
+        </w:rPr>
+        <w:t xml:space="preserve">For small values of </w:t>
+      </w:r>
+      <w:r>
+        <w:rPr>
+          <w:rStyle w:val="HTMLCode"/>
+          <w:rFonts w:ascii="Calibri" w:hAnsi="Calibri" w:cs="Calibri"/>
+          <w:sz w:val="22"/>
+          <w:szCs w:val="22"/>
+        </w:rPr>
+        <w:t>n</w:t>
+      </w:r>
+      <w:r>
+        <w:rPr>
+          <w:rFonts w:ascii="Calibri" w:hAnsi="Calibri" w:cs="Calibri"/>
+          <w:sz w:val="22"/>
+          <w:szCs w:val="22"/>
+        </w:rPr>
+        <w:t>, the 4-peg Tower of Hanoi can be modeled as a graph search problem. Each state represents the current peg of every disk. A legal move from one state to another represents moving one top disk to another peg without placing a larger disk over a smaller disk. Since every move has the same cost, Breadth-First Search can be used to find the shortest sequence of moves</w:t>
+      </w:r>
+      <w:r>
+        <w:rPr>
+          <w:rFonts w:ascii="Calibri" w:hAnsi="Calibri" w:cs="Calibri"/>
+          <w:sz w:val="22"/>
+          <w:szCs w:val="22"/>
+        </w:rPr>
+        <w:t xml:space="preserve"> (</w:t>
+      </w:r>
+      <w:hyperlink r:id="rId11" w:history="1">
+        <w:r>
+          <w:rPr>
+            <w:rStyle w:val="Hyperlink"/>
+            <w:rFonts w:ascii="Calibri" w:hAnsi="Calibri" w:cs="Calibri"/>
+            <w:sz w:val="22"/>
+            <w:szCs w:val="22"/>
+          </w:rPr>
+          <w:t>CMU 15-381</w:t>
+        </w:r>
+      </w:hyperlink>
+      <w:r>
+        <w:rPr>
+          <w:rFonts w:ascii="Calibri" w:hAnsi="Calibri" w:cs="Calibri"/>
+          <w:sz w:val="22"/>
+          <w:szCs w:val="22"/>
+        </w:rPr>
+        <w:t>)</w:t>
+      </w:r>
+    </w:p>
+    <w:p>
+      <w:pPr>
+        <w:pStyle w:val="NormalWeb"/>
+        <w:numPr>
+          <w:ilvl w:val="0"/>
+          <w:numId w:val="14"/>
+        </w:numPr>
+        <w:rPr>
+          <w:rFonts w:ascii="Calibri" w:hAnsi="Calibri" w:cs="Calibri"/>
+          <w:sz w:val="22"/>
+          <w:szCs w:val="22"/>
+        </w:rPr>
+      </w:pPr>
+      <w:r>
+        <w:rPr>
+          <w:rFonts w:ascii="Calibri" w:hAnsi="Calibri" w:cs="Calibri"/>
+          <w:sz w:val="22"/>
+          <w:szCs w:val="22"/>
+        </w:rPr>
+        <w:t xml:space="preserve">This method is not efficient for large values of </w:t>
+      </w:r>
+      <w:r>
+        <w:rPr>
+          <w:rStyle w:val="HTMLCode"/>
+          <w:rFonts w:ascii="Calibri" w:hAnsi="Calibri" w:cs="Calibri"/>
+          <w:sz w:val="22"/>
+          <w:szCs w:val="22"/>
+        </w:rPr>
+        <w:t>n</w:t>
+      </w:r>
+      <w:r>
+        <w:rPr>
+          <w:rFonts w:ascii="Calibri" w:hAnsi="Calibri" w:cs="Calibri"/>
+          <w:sz w:val="22"/>
+          <w:szCs w:val="22"/>
+        </w:rPr>
+        <w:t xml:space="preserve"> because the number of possible states is </w:t>
+      </w:r>
+      <m:oMath>
+        <m:sSup>
+          <m:sSupPr>
+            <m:ctrlPr>
+              <w:rPr>
+                <w:rFonts w:ascii="Cambria Math" w:hAnsi="Cambria Math" w:cs="Calibri"/>
+                <w:sz w:val="22"/>
+                <w:szCs w:val="22"/>
+              </w:rPr>
+            </m:ctrlPr>
+          </m:sSupPr>
+          <m:e>
+            <m:r>
+              <w:rPr>
+                <w:rFonts w:ascii="Cambria Math" w:hAnsi="Cambria Math" w:cs="Calibri"/>
+                <w:sz w:val="22"/>
+                <w:szCs w:val="22"/>
+              </w:rPr>
+              <m:t>4</m:t>
+            </m:r>
+          </m:e>
+          <m:sup>
+            <m:r>
+              <w:rPr>
+                <w:rFonts w:ascii="Cambria Math" w:hAnsi="Cambria Math" w:cs="Calibri"/>
+                <w:sz w:val="22"/>
+                <w:szCs w:val="22"/>
+              </w:rPr>
+              <m:t>n</m:t>
+            </m:r>
+          </m:sup>
+        </m:sSup>
+      </m:oMath>
+      <w:r>
+        <w:rPr>
+          <w:rFonts w:ascii="Calibri" w:hAnsi="Calibri" w:cs="Calibri"/>
+          <w:sz w:val="22"/>
+          <w:szCs w:val="22"/>
+        </w:rPr>
+        <w:t>. However, it is useful for verifying the correctness of the dynamic programming solution for small inputs. If BFS gives the same minimum number of moves as the DP recurrence, then this increases confidence that the DP implementation is correct.</w:t>
+      </w:r>
+    </w:p>
+    <w:p>
+      <w:pPr>
         <w:spacing w:before="80" w:after="80"/>
         <w:jc w:val="both"/>
         <w:rPr>
@@ -6118,6 +6316,17 @@
     </w:p>
     <w:p>
       <w:pPr>
+        <w:spacing w:before="80" w:after="80"/>
+        <w:jc w:val="both"/>
+        <w:rPr>
+          <w:color w:val="000000" w:themeColor="text1"/>
+          <w:sz w:val="22"/>
+          <w:szCs w:val="22"/>
+        </w:rPr>
+      </w:pPr>
+    </w:p>
+    <w:p>
+      <w:pPr>
         <w:pStyle w:val="Heading2"/>
       </w:pPr>
       <w:r>
@@ -6243,6 +6452,10 @@
         <w:jc w:val="both"/>
       </w:pPr>
       <w:r>
+        <w:rPr>
+          <w:noProof/>
+        </w:rPr>
+        <w:lastRenderedPageBreak/>
         <w:drawing>
           <wp:inline distT="0" distB="0" distL="0" distR="0" wp14:anchorId="4E7355EB" wp14:editId="39B3EE64">
             <wp:extent cx="2219635" cy="619211"/>
@@ -6259,7 +6472,7 @@
                     <pic:cNvPicPr/>
                   </pic:nvPicPr>
                   <pic:blipFill>
-                    <a:blip r:embed="rId10"/>
+                    <a:blip r:embed="rId12"/>
                     <a:stretch>
                       <a:fillRect/>
                     </a:stretch>
@@ -6341,15 +6554,7 @@
           <w:sz w:val="22"/>
           <w:szCs w:val="22"/>
         </w:rPr>
-        <w:t xml:space="preserve">N = </w:t>
-      </w:r>
-      <w:r>
-        <w:rPr>
-          <w:color w:val="000000" w:themeColor="text1"/>
-          <w:sz w:val="22"/>
-          <w:szCs w:val="22"/>
-        </w:rPr>
-        <w:t>8</w:t>
+        <w:t>N = 8</w:t>
       </w:r>
     </w:p>
     <w:p>
@@ -6395,7 +6600,6 @@
         <w:pStyle w:val="Heading3"/>
       </w:pPr>
       <w:r>
-        <w:lastRenderedPageBreak/>
         <w:t>Actual Output</w:t>
       </w:r>
     </w:p>
@@ -6499,15 +6703,7 @@
           <w:sz w:val="22"/>
           <w:szCs w:val="22"/>
         </w:rPr>
-        <w:t xml:space="preserve">N = </w:t>
-      </w:r>
-      <w:r>
-        <w:rPr>
-          <w:color w:val="000000" w:themeColor="text1"/>
-          <w:sz w:val="22"/>
-          <w:szCs w:val="22"/>
-        </w:rPr>
-        <w:t>64</w:t>
+        <w:t>N = 64</w:t>
       </w:r>
     </w:p>
     <w:p>
@@ -6708,6 +6904,7 @@
         </w:pBdr>
       </w:pPr>
       <w:r>
+        <w:lastRenderedPageBreak/>
         <w:t>8. Challenges Faced &amp; Lessons Learned</w:t>
       </w:r>
     </w:p>
@@ -6777,6 +6974,53 @@
         </w:rPr>
         <w:t>This solution is based on Frame-Stewart method and online repos on GitHub.</w:t>
       </w:r>
+    </w:p>
+    <w:p>
+      <w:hyperlink r:id="rId13" w:history="1">
+        <w:r>
+          <w:rPr>
+            <w:rStyle w:val="Hyperlink"/>
+          </w:rPr>
+          <w:t>science/article/</w:t>
+        </w:r>
+        <w:proofErr w:type="spellStart"/>
+        <w:r>
+          <w:rPr>
+            <w:rStyle w:val="Hyperlink"/>
+          </w:rPr>
+          <w:t>pii</w:t>
+        </w:r>
+        <w:proofErr w:type="spellEnd"/>
+        <w:r>
+          <w:rPr>
+            <w:rStyle w:val="Hyperlink"/>
+          </w:rPr>
+          <w:t>/S0166218X01002876</w:t>
+        </w:r>
+      </w:hyperlink>
+    </w:p>
+    <w:p>
+      <w:hyperlink r:id="rId14" w:history="1">
+        <w:r>
+          <w:rPr>
+            <w:rStyle w:val="Hyperlink"/>
+            <w:sz w:val="22"/>
+            <w:szCs w:val="22"/>
+          </w:rPr>
+          <w:t>CMU 15-381</w:t>
+        </w:r>
+      </w:hyperlink>
+    </w:p>
+    <w:p>
+      <w:pPr>
+        <w:spacing w:before="80" w:after="80"/>
+        <w:jc w:val="both"/>
+        <w:rPr>
+          <w:color w:val="000000" w:themeColor="text1"/>
+          <w:sz w:val="22"/>
+          <w:szCs w:val="22"/>
+        </w:rPr>
+      </w:pPr>
     </w:p>
     <w:sectPr>
       <w:pgSz w:w="11906" w:h="16838"/>
@@ -7523,6 +7767,119 @@
     </w:lvl>
   </w:abstractNum>
   <w:abstractNum w:abstractNumId="7" w15:restartNumberingAfterBreak="0">
+    <w:nsid w:val="2BE34DDD"/>
+    <w:multiLevelType w:val="hybridMultilevel"/>
+    <w:tmpl w:val="16DA1AFA"/>
+    <w:lvl w:ilvl="0" w:tplc="04090001">
+      <w:start w:val="1"/>
+      <w:numFmt w:val="bullet"/>
+      <w:lvlText w:val=""/>
+      <w:lvlJc w:val="left"/>
+      <w:pPr>
+        <w:ind w:left="720" w:hanging="360"/>
+      </w:pPr>
+      <w:rPr>
+        <w:rFonts w:ascii="Symbol" w:hAnsi="Symbol" w:hint="default"/>
+      </w:rPr>
+    </w:lvl>
+    <w:lvl w:ilvl="1" w:tplc="04090003" w:tentative="1">
+      <w:start w:val="1"/>
+      <w:numFmt w:val="bullet"/>
+      <w:lvlText w:val="o"/>
+      <w:lvlJc w:val="left"/>
+      <w:pPr>
+        <w:ind w:left="1440" w:hanging="360"/>
+      </w:pPr>
+      <w:rPr>
+        <w:rFonts w:ascii="Courier New" w:hAnsi="Courier New" w:cs="Courier New" w:hint="default"/>
+      </w:rPr>
+    </w:lvl>
+    <w:lvl w:ilvl="2" w:tplc="04090005" w:tentative="1">
+      <w:start w:val="1"/>
+      <w:numFmt w:val="bullet"/>
+      <w:lvlText w:val=""/>
+      <w:lvlJc w:val="left"/>
+      <w:pPr>
+        <w:ind w:left="2160" w:hanging="360"/>
+      </w:pPr>
+      <w:rPr>
+        <w:rFonts w:ascii="Wingdings" w:hAnsi="Wingdings" w:hint="default"/>
+      </w:rPr>
+    </w:lvl>
+    <w:lvl w:ilvl="3" w:tplc="04090001" w:tentative="1">
+      <w:start w:val="1"/>
+      <w:numFmt w:val="bullet"/>
+      <w:lvlText w:val=""/>
+      <w:lvlJc w:val="left"/>
+      <w:pPr>
+        <w:ind w:left="2880" w:hanging="360"/>
+      </w:pPr>
+      <w:rPr>
+        <w:rFonts w:ascii="Symbol" w:hAnsi="Symbol" w:hint="default"/>
+      </w:rPr>
+    </w:lvl>
+    <w:lvl w:ilvl="4" w:tplc="04090003" w:tentative="1">
+      <w:start w:val="1"/>
+      <w:numFmt w:val="bullet"/>
+      <w:lvlText w:val="o"/>
+      <w:lvlJc w:val="left"/>
+      <w:pPr>
+        <w:ind w:left="3600" w:hanging="360"/>
+      </w:pPr>
+      <w:rPr>
+        <w:rFonts w:ascii="Courier New" w:hAnsi="Courier New" w:cs="Courier New" w:hint="default"/>
+      </w:rPr>
+    </w:lvl>
+    <w:lvl w:ilvl="5" w:tplc="04090005" w:tentative="1">
+      <w:start w:val="1"/>
+      <w:numFmt w:val="bullet"/>
+      <w:lvlText w:val=""/>
+      <w:lvlJc w:val="left"/>
+      <w:pPr>
+        <w:ind w:left="4320" w:hanging="360"/>
+      </w:pPr>
+      <w:rPr>
+        <w:rFonts w:ascii="Wingdings" w:hAnsi="Wingdings" w:hint="default"/>
+      </w:rPr>
+    </w:lvl>
+    <w:lvl w:ilvl="6" w:tplc="04090001" w:tentative="1">
+      <w:start w:val="1"/>
+      <w:numFmt w:val="bullet"/>
+      <w:lvlText w:val=""/>
+      <w:lvlJc w:val="left"/>
+      <w:pPr>
+        <w:ind w:left="5040" w:hanging="360"/>
+      </w:pPr>
+      <w:rPr>
+        <w:rFonts w:ascii="Symbol" w:hAnsi="Symbol" w:hint="default"/>
+      </w:rPr>
+    </w:lvl>
+    <w:lvl w:ilvl="7" w:tplc="04090003" w:tentative="1">
+      <w:start w:val="1"/>
+      <w:numFmt w:val="bullet"/>
+      <w:lvlText w:val="o"/>
+      <w:lvlJc w:val="left"/>
+      <w:pPr>
+        <w:ind w:left="5760" w:hanging="360"/>
+      </w:pPr>
+      <w:rPr>
+        <w:rFonts w:ascii="Courier New" w:hAnsi="Courier New" w:cs="Courier New" w:hint="default"/>
+      </w:rPr>
+    </w:lvl>
+    <w:lvl w:ilvl="8" w:tplc="04090005" w:tentative="1">
+      <w:start w:val="1"/>
+      <w:numFmt w:val="bullet"/>
+      <w:lvlText w:val=""/>
+      <w:lvlJc w:val="left"/>
+      <w:pPr>
+        <w:ind w:left="6480" w:hanging="360"/>
+      </w:pPr>
+      <w:rPr>
+        <w:rFonts w:ascii="Wingdings" w:hAnsi="Wingdings" w:hint="default"/>
+      </w:rPr>
+    </w:lvl>
+  </w:abstractNum>
+  <w:abstractNum w:abstractNumId="8" w15:restartNumberingAfterBreak="0">
     <w:nsid w:val="42E8133B"/>
     <w:multiLevelType w:val="hybridMultilevel"/>
     <w:tmpl w:val="F2A89820"/>
@@ -7635,7 +7992,7 @@
       </w:rPr>
     </w:lvl>
   </w:abstractNum>
-  <w:abstractNum w:abstractNumId="8" w15:restartNumberingAfterBreak="0">
+  <w:abstractNum w:abstractNumId="9" w15:restartNumberingAfterBreak="0">
     <w:nsid w:val="4D4C288F"/>
     <w:multiLevelType w:val="hybridMultilevel"/>
     <w:tmpl w:val="7A381256"/>
@@ -7748,7 +8105,7 @@
       </w:rPr>
     </w:lvl>
   </w:abstractNum>
-  <w:abstractNum w:abstractNumId="9" w15:restartNumberingAfterBreak="0">
+  <w:abstractNum w:abstractNumId="10" w15:restartNumberingAfterBreak="0">
     <w:nsid w:val="59EB6878"/>
     <w:multiLevelType w:val="hybridMultilevel"/>
     <w:tmpl w:val="400C575A"/>
@@ -7758,7 +8115,7 @@
       <w:lvlText w:val=""/>
       <w:lvlJc w:val="left"/>
       <w:pPr>
-        <w:ind w:left="720" w:hanging="360"/>
+        <w:ind w:left="1080" w:hanging="360"/>
       </w:pPr>
       <w:rPr>
         <w:rFonts w:ascii="Symbol" w:hAnsi="Symbol" w:hint="default"/>
@@ -7770,7 +8127,7 @@
       <w:lvlText w:val="o"/>
       <w:lvlJc w:val="left"/>
       <w:pPr>
-        <w:ind w:left="1440" w:hanging="360"/>
+        <w:ind w:left="1800" w:hanging="360"/>
       </w:pPr>
       <w:rPr>
         <w:rFonts w:ascii="Courier New" w:hAnsi="Courier New" w:cs="Courier New" w:hint="default"/>
@@ -7782,7 +8139,7 @@
       <w:lvlText w:val=""/>
       <w:lvlJc w:val="left"/>
       <w:pPr>
-        <w:ind w:left="2160" w:hanging="360"/>
+        <w:ind w:left="2520" w:hanging="360"/>
       </w:pPr>
       <w:rPr>
         <w:rFonts w:ascii="Wingdings" w:hAnsi="Wingdings" w:hint="default"/>
@@ -7794,7 +8151,7 @@
       <w:lvlText w:val=""/>
       <w:lvlJc w:val="left"/>
       <w:pPr>
-        <w:ind w:left="2880" w:hanging="360"/>
+        <w:ind w:left="3240" w:hanging="360"/>
       </w:pPr>
       <w:rPr>
         <w:rFonts w:ascii="Symbol" w:hAnsi="Symbol" w:hint="default"/>
@@ -7806,7 +8163,7 @@
       <w:lvlText w:val="o"/>
       <w:lvlJc w:val="left"/>
       <w:pPr>
-        <w:ind w:left="3600" w:hanging="360"/>
+        <w:ind w:left="3960" w:hanging="360"/>
       </w:pPr>
       <w:rPr>
         <w:rFonts w:ascii="Courier New" w:hAnsi="Courier New" w:cs="Courier New" w:hint="default"/>
@@ -7818,7 +8175,7 @@
       <w:lvlText w:val=""/>
       <w:lvlJc w:val="left"/>
       <w:pPr>
-        <w:ind w:left="4320" w:hanging="360"/>
+        <w:ind w:left="4680" w:hanging="360"/>
       </w:pPr>
       <w:rPr>
         <w:rFonts w:ascii="Wingdings" w:hAnsi="Wingdings" w:hint="default"/>
@@ -7830,7 +8187,7 @@
       <w:lvlText w:val=""/>
       <w:lvlJc w:val="left"/>
       <w:pPr>
-        <w:ind w:left="5040" w:hanging="360"/>
+        <w:ind w:left="5400" w:hanging="360"/>
       </w:pPr>
       <w:rPr>
         <w:rFonts w:ascii="Symbol" w:hAnsi="Symbol" w:hint="default"/>
@@ -7842,7 +8199,7 @@
       <w:lvlText w:val="o"/>
       <w:lvlJc w:val="left"/>
       <w:pPr>
-        <w:ind w:left="5760" w:hanging="360"/>
+        <w:ind w:left="6120" w:hanging="360"/>
       </w:pPr>
       <w:rPr>
         <w:rFonts w:ascii="Courier New" w:hAnsi="Courier New" w:cs="Courier New" w:hint="default"/>
@@ -7854,14 +8211,14 @@
       <w:lvlText w:val=""/>
       <w:lvlJc w:val="left"/>
       <w:pPr>
-        <w:ind w:left="6480" w:hanging="360"/>
+        <w:ind w:left="6840" w:hanging="360"/>
       </w:pPr>
       <w:rPr>
         <w:rFonts w:ascii="Wingdings" w:hAnsi="Wingdings" w:hint="default"/>
       </w:rPr>
     </w:lvl>
   </w:abstractNum>
-  <w:abstractNum w:abstractNumId="10" w15:restartNumberingAfterBreak="0">
+  <w:abstractNum w:abstractNumId="11" w15:restartNumberingAfterBreak="0">
     <w:nsid w:val="69326BDF"/>
     <w:multiLevelType w:val="hybridMultilevel"/>
     <w:tmpl w:val="110EC5C0"/>
@@ -7915,7 +8272,7 @@
       <w:lvlJc w:val="left"/>
     </w:lvl>
   </w:abstractNum>
-  <w:abstractNum w:abstractNumId="11" w15:restartNumberingAfterBreak="0">
+  <w:abstractNum w:abstractNumId="12" w15:restartNumberingAfterBreak="0">
     <w:nsid w:val="705947B5"/>
     <w:multiLevelType w:val="hybridMultilevel"/>
     <w:tmpl w:val="6BF6156C"/>
@@ -8028,7 +8385,7 @@
       </w:rPr>
     </w:lvl>
   </w:abstractNum>
-  <w:abstractNum w:abstractNumId="12" w15:restartNumberingAfterBreak="0">
+  <w:abstractNum w:abstractNumId="13" w15:restartNumberingAfterBreak="0">
     <w:nsid w:val="71E355D1"/>
     <w:multiLevelType w:val="hybridMultilevel"/>
     <w:tmpl w:val="E18A1BEC"/>
@@ -8141,7 +8498,7 @@
       </w:rPr>
     </w:lvl>
   </w:abstractNum>
-  <w:abstractNum w:abstractNumId="13" w15:restartNumberingAfterBreak="0">
+  <w:abstractNum w:abstractNumId="14" w15:restartNumberingAfterBreak="0">
     <w:nsid w:val="743F77DD"/>
     <w:multiLevelType w:val="hybridMultilevel"/>
     <w:tmpl w:val="EE641498"/>
@@ -8228,7 +8585,7 @@
     </w:lvl>
   </w:abstractNum>
   <w:num w:numId="1" w16cid:durableId="2015179563">
-    <w:abstractNumId w:val="13"/>
+    <w:abstractNumId w:val="14"/>
     <w:lvlOverride w:ilvl="0">
       <w:startOverride w:val="1"/>
     </w:lvlOverride>
@@ -8240,10 +8597,10 @@
     </w:lvlOverride>
   </w:num>
   <w:num w:numId="3" w16cid:durableId="1379355989">
-    <w:abstractNumId w:val="12"/>
+    <w:abstractNumId w:val="13"/>
   </w:num>
   <w:num w:numId="4" w16cid:durableId="955604367">
-    <w:abstractNumId w:val="11"/>
+    <w:abstractNumId w:val="12"/>
   </w:num>
   <w:num w:numId="5" w16cid:durableId="84572595">
     <w:abstractNumId w:val="1"/>
@@ -8261,16 +8618,19 @@
     <w:abstractNumId w:val="4"/>
   </w:num>
   <w:num w:numId="10" w16cid:durableId="2091417059">
-    <w:abstractNumId w:val="7"/>
+    <w:abstractNumId w:val="8"/>
   </w:num>
   <w:num w:numId="11" w16cid:durableId="382406521">
-    <w:abstractNumId w:val="8"/>
+    <w:abstractNumId w:val="9"/>
   </w:num>
   <w:num w:numId="12" w16cid:durableId="1838417136">
     <w:abstractNumId w:val="6"/>
   </w:num>
   <w:num w:numId="13" w16cid:durableId="824782249">
-    <w:abstractNumId w:val="9"/>
+    <w:abstractNumId w:val="10"/>
+  </w:num>
+  <w:num w:numId="14" w16cid:durableId="961229884">
+    <w:abstractNumId w:val="7"/>
   </w:num>
 </w:numbering>
 </file>
@@ -8669,7 +9029,7 @@
   <w:style w:type="paragraph" w:default="1" w:styleId="Normal">
     <w:name w:val="Normal"/>
     <w:qFormat/>
-    <w:rsid w:val="003B3D88"/>
+    <w:rsid w:val="006B165B"/>
   </w:style>
   <w:style w:type="paragraph" w:styleId="Heading1">
     <w:name w:val="heading 1"/>
@@ -8689,6 +9049,7 @@
   </w:style>
   <w:style w:type="paragraph" w:styleId="Heading2">
     <w:name w:val="heading 2"/>
+    <w:link w:val="Heading2Char"/>
     <w:uiPriority w:val="9"/>
     <w:unhideWhenUsed/>
     <w:qFormat/>
@@ -8764,6 +9125,7 @@
   <w:style w:type="character" w:default="1" w:styleId="DefaultParagraphFont">
     <w:name w:val="Default Paragraph Font"/>
     <w:uiPriority w:val="1"/>
+    <w:semiHidden/>
     <w:unhideWhenUsed/>
   </w:style>
   <w:style w:type="table" w:default="1" w:styleId="TableNormal">
@@ -8877,6 +9239,56 @@
         <w:insideV w:val="single" w:sz="4" w:space="0" w:color="auto"/>
       </w:tblBorders>
     </w:tblPr>
+  </w:style>
+  <w:style w:type="character" w:customStyle="1" w:styleId="Heading2Char">
+    <w:name w:val="Heading 2 Char"/>
+    <w:basedOn w:val="DefaultParagraphFont"/>
+    <w:link w:val="Heading2"/>
+    <w:uiPriority w:val="9"/>
+    <w:rsid w:val="007218ED"/>
+    <w:rPr>
+      <w:b/>
+      <w:bCs/>
+      <w:color w:val="2E74B5"/>
+    </w:rPr>
+  </w:style>
+  <w:style w:type="character" w:styleId="UnresolvedMention">
+    <w:name w:val="Unresolved Mention"/>
+    <w:basedOn w:val="DefaultParagraphFont"/>
+    <w:uiPriority w:val="99"/>
+    <w:semiHidden/>
+    <w:unhideWhenUsed/>
+    <w:rsid w:val="007218ED"/>
+    <w:rPr>
+      <w:color w:val="605E5C"/>
+      <w:shd w:val="clear" w:color="auto" w:fill="E1DFDD"/>
+    </w:rPr>
+  </w:style>
+  <w:style w:type="paragraph" w:styleId="NormalWeb">
+    <w:name w:val="Normal (Web)"/>
+    <w:basedOn w:val="Normal"/>
+    <w:uiPriority w:val="99"/>
+    <w:unhideWhenUsed/>
+    <w:rsid w:val="007218ED"/>
+    <w:pPr>
+      <w:spacing w:before="100" w:beforeAutospacing="1" w:after="100" w:afterAutospacing="1"/>
+    </w:pPr>
+    <w:rPr>
+      <w:rFonts w:ascii="Times New Roman" w:eastAsia="Times New Roman" w:hAnsi="Times New Roman" w:cs="Times New Roman"/>
+    </w:rPr>
+  </w:style>
+  <w:style w:type="character" w:styleId="HTMLCode">
+    <w:name w:val="HTML Code"/>
+    <w:basedOn w:val="DefaultParagraphFont"/>
+    <w:uiPriority w:val="99"/>
+    <w:semiHidden/>
+    <w:unhideWhenUsed/>
+    <w:rsid w:val="007218ED"/>
+    <w:rPr>
+      <w:rFonts w:ascii="Courier New" w:eastAsia="Times New Roman" w:hAnsi="Courier New" w:cs="Courier New"/>
+      <w:sz w:val="20"/>
+      <w:szCs w:val="20"/>
+    </w:rPr>
   </w:style>
 </w:styles>
 </file>
